--- a/skills/legal-os-litigation/assets/templates/民事起诉状_标准模板.docx
+++ b/skills/legal-os-litigation/assets/templates/民事起诉状_标准模板.docx
@@ -157,7 +157,7 @@
           <w:rFonts w:ascii="Times New Roman" w:hAnsi="Times New Roman" w:eastAsia="仿宋_GB2312"/>
           <w:sz w:val="32"/>
         </w:rPr>
-        <w:t>案由：〔例如：追偿权纠纷、买卖合同纠纷等〕</w:t>
+        <w:t>案由：〔必填：经核验的案由〕</w:t>
       </w:r>
     </w:p>
     <w:p>
@@ -165,6 +165,13 @@
         <w:pStyle w:val="LegalNoIndent"/>
         <w:spacing w:line="560" w:lineRule="exact"/>
       </w:pPr>
+      <w:r>
+        <w:rPr>
+          <w:rFonts w:ascii="Times New Roman" w:hAnsi="Times New Roman" w:eastAsia="仿宋_GB2312"/>
+          <w:sz w:val="32"/>
+        </w:rPr>
+        <w:t>起诉/受理依据：〔如需请填写：经核验的管辖连接点或程序依据；无则删除本行〕</w:t>
+      </w:r>
     </w:p>
     <w:p>
       <w:pPr>
@@ -192,7 +199,7 @@
           <w:rFonts w:ascii="Times New Roman" w:hAnsi="Times New Roman" w:eastAsia="仿宋_GB2312"/>
           <w:sz w:val="32"/>
         </w:rPr>
-        <w:t>判令被告向原告支付〔款项性质〕人民币〔金额〕元；</w:t>
+        <w:t>〔必填：明确、可执行的诉讼请求；金额、计算基数与期间分项填写〕</w:t>
       </w:r>
     </w:p>
     <w:p>
@@ -208,7 +215,7 @@
           <w:rFonts w:ascii="Times New Roman" w:hAnsi="Times New Roman" w:eastAsia="仿宋_GB2312"/>
           <w:sz w:val="32"/>
         </w:rPr>
-        <w:t>判令被告支付〔利息/资金占用损失/违约金〕，以〔基数〕为基数，自〔起算日〕起计算至实际清偿之日止；</w:t>
+        <w:t>〔如有请填写：利息、违约金、损失或其他请求，并列明基数、起算日和截止方式；无则删除本项〕</w:t>
       </w:r>
     </w:p>
     <w:p>
@@ -224,7 +231,7 @@
           <w:rFonts w:ascii="Times New Roman" w:hAnsi="Times New Roman" w:eastAsia="仿宋_GB2312"/>
           <w:sz w:val="32"/>
         </w:rPr>
-        <w:t>判令本案诉讼费、保全费、公告费等全部诉讼费用由被告承担。</w:t>
+        <w:t>〔如有请填写：依法、依约且与本案直接相关的诉讼费用或其他费用请求；无则删除本项〕</w:t>
       </w:r>
     </w:p>
     <w:p>
@@ -255,7 +262,7 @@
           <w:rFonts w:ascii="Times New Roman" w:hAnsi="Times New Roman" w:eastAsia="仿宋_GB2312"/>
           <w:sz w:val="32"/>
         </w:rPr>
-        <w:t>〔第一段：简要写明合同、交易、侵权或其他基础法律关系。〕</w:t>
+        <w:t>〔填写：基础法律关系及其形成、成立或发生事实。〕</w:t>
       </w:r>
     </w:p>
     <w:p>
@@ -267,7 +274,7 @@
           <w:rFonts w:ascii="Times New Roman" w:hAnsi="Times New Roman" w:eastAsia="仿宋_GB2312"/>
           <w:sz w:val="32"/>
         </w:rPr>
-        <w:t>〔第二段：写明关键事实、履行经过、对方违约或侵权行为，以及损失形成过程。〕</w:t>
+        <w:t>〔填写：我方完成的必要履行、对方已发生的违约或侵权事实及责任后果。〕</w:t>
       </w:r>
     </w:p>
     <w:p>
@@ -279,7 +286,7 @@
           <w:rFonts w:ascii="Times New Roman" w:hAnsi="Times New Roman" w:eastAsia="仿宋_GB2312"/>
           <w:sz w:val="32"/>
         </w:rPr>
-        <w:t>〔第三段：写明催告、协商、付款或履行情况，并归纳请求支持的理由。〕</w:t>
+        <w:t>〔填写：与各项诉讼请求对应的必要事实、证据和已核验法律依据；证据编号、名称、页码和证明事项另见同步生成的证据目录。〕</w:t>
       </w:r>
     </w:p>
     <w:p>
@@ -291,7 +298,7 @@
           <w:rFonts w:ascii="Times New Roman" w:hAnsi="Times New Roman" w:eastAsia="仿宋_GB2312"/>
           <w:sz w:val="32"/>
         </w:rPr>
-        <w:t>综上，为维护原告合法权益，特依法提起诉讼，请求贵院依法支持原告全部诉讼请求。</w:t>
+        <w:t>〔填写：归纳已核验事实、证据和法律依据与各项诉讼请求的对应关系。〕</w:t>
       </w:r>
     </w:p>
     <w:p>
